--- a/zht/docx/27.content.docx
+++ b/zht/docx/27.content.docx
@@ -136,13 +136,6 @@
         <w:rPr>
           <w:lang w:val="zh_TW" w:bidi="zh_TW"/>
         </w:rPr>
-      </w:r>
-      <w:r>
-        <w:rPr>
-          <w:i/>
-          <w:lang w:val="zh_TW" w:bidi="zh_TW"/>
-        </w:rPr>
-        <w:t>但以理書 1:1, 但以理書 1:2, 但以理書 1:3, 但以理書 1:4, 但以理書 1:5, 但以理書 1:6–7, 但以理書 1:8, 但以理書 1:10, 但以理書 1:11–13, 但以理書 1:14–15, 但以理書 1:17, 但以理書 1:19–20, 但以理書 1:21, 但以理書 2:1, 但以理書 2:2, 但以理 2:5, 但以理書 2:5 (#2), 但以理書 2:6, 但以理書 2:10–11, 但以理書 2:13, 但以理書 2:14, 但以理書 2:14–15, 但以理書 2:16, 但以理書 2:19, 但以理書 2:23, 但以理書 2:24, 但以理書 2:24 (#2), 但以理書 2:28, 但以理書 2:28 (#2), 但以理書 2:30, 但以理書 2:31–32, 但以理書 2:34–35, 但以理書 2:35, 但以理書 2:38, 但以理書 2:44, 但以理書 2:46, 但以理書 2:47, 但以理書 2:49, 但以理書 3:1, 但以理書 3:3, 但以理書 3:4–5, 但以理書 3:6, 但以理書 3:8, 但以理書 3:12, 但以理書 3:17–18, 但以理書 3:19–20, 但以理書 3:22–23, 但以理書 3:25, 但以理書 3:27, 但以理書 3:29, 但以理書 3:30, 但以理書 4:1, 但以理書 4:2, 但以理書 4:3, 但以理書 4:5, 但以理書 4:6, 但以理書 4:8–9, 但以理書 4:8–9 (#2), 但以理書 4:10–12, 但以理書 4:13–14, 但以理書 4:15–16, 但以理書 4:17, 但以理書 4:22, 但以理書 4:25, 但以理書 4:25 (#2), 但以理書 4:27, 但以理書 4:28, 但以理書 4:34, 但以理書 4:34 (#2), 但以理書 4:36, 但以理書 4:37, 但以理書 5:1, 但以理書 5:2, 但以理書 5:3, 但以理書 5:4, 但以理書 5:5, 但以理書 5:6, 但以理書 5:7, 但以理書 5:13, 但以理書 5:17, 但以理書 5:20, 但以理書 5:22–23, 但以理書 5:26–28, 但以理書 5:30–31, 但以理書 5:31, 但以理書 6:1–2, 但以理書 6:2, 但以理書 6:2 (#2), 但以理書 6:3, 但以理書 6:4, 但以理書 6:5, 但以理書 6:7, 但以理書 6:10, 但以理書 6:13, 但以理書 6:14, 但以理書 6:17–18, 但以理書 6:20, 但以理書 6:21–22, 但以理書 6:23, 但以理書 6:24, 但以理書 6:26–27, 但以理書 6:28, 但以理書 7:1, 但以理書 7:2, 但以理書 7:3, 但以理書 7:4, 但以理書 7:5, 但以理書 7:6, 但以理書 7:7, 但以理書 7:8, 但以理書 7:9, 但以理書 7:10, 但以理書 7:11–12, 但以理書 7:13, 但以理書 7:14, 但以理書 7:17, 但以理書 7:18, 但以理書 7:23, 但以理書 7:24, 但以理書 7:25–26, 但以理書 7:27, 但以理書 7:28, 但以理書 8:1, 但以理書 8:2, 但以理書 8:3, 但以理書 8:3 (#2), 但以理書 8:4, 但以理書 8:5, 但以理書 8:7, 但以理書 8:8, 但以理書 8:9, 但以理書 8:10, 但以理書 8:12, 但以理書 8:14, 但以理書 8:14 (#2), 但以理書 8:16, 但以理書 8:19, 但以理書 8:20–21, 但以理書 8:22, 但以理書 8:24–25, 但以理書 8:25, 但以理書 8:27, 但以理書 9:1, 但以理書 9:2, 但以理書 9:3, 但以理書 9:4, 但以理書 9:6, 但以理書 9:8, 但以理書 9:11, 但以理書 9:12, 但以理書 9:13, 但以理書 9:16, 但以理書 9:21, 但以理書 9:22, 但以理書 9:24, 但以理書 9:25, 但以理書 9:26, 但以理書 9:27, 但以理書 9:27 (#2), 但以理書 10:1, 但以理書 10:1 (#2), 但以理書 10:5, 但以理書 10:6, 但以理書 10:8–9, 但以理書 10:12, 但以理書 10:13, 但以理書 10:14, 但以理書 10:16–17, 但以理書 10:18, 但以理書 10:20, 但以理書 10:21, 但以理書 11:2, 但以理書 11:2 (#2), 但以理書 11:4, 但以理書 11:5–6, 但以理書 11:6, 但以理書 11:7, 但以理書 11:10, 但以理書 11:11, 但以理書 11:11–12, 但以理書 11:13, 但以理書 11:14, 但以理書 11:15–16, 但以理書 11:17, 但以理書 11:18–19, 但以理書 11:20, 但以理書 11:20 (#2), 但以理書 11:21, 但以理書 11:23, 但以理書 11:25, 但以理書 11:27, 但以理書 11:28, 但以理書 11:30, 但以理書 11:33, 但以理書 11:33–34, 但以理書 11:35, 但以理書 11:36–37, 但以理書 11:39, 但以理書 11:41, 但以理書 11:41 (#2), 但以理書 11:42–43, 但以理書 11:44, 但以理書 11:45, 但以理書 11:45 (#2), 但以理書 12:1, 但以理書 12:1 (#2), 但以理書 12:1 (#3), 但以理書 12:2, 但以理書 12:3, 但以理書 12:4, 但以理書 12:7, 但以理書 12:9, 但以理書 12:10, 但以理書 12:11, 但以理書 12:12, 但以理書 12:13</w:t>
       </w:r>
       <w:r>
         <w:rPr>

--- a/zht/docx/27.content.docx
+++ b/zht/docx/27.content.docx
@@ -123,19 +123,6 @@
           <w:lang w:val="zh_TW" w:bidi="zh_TW"/>
         </w:rPr>
         <w:t>DAN</w:t>
-      </w:r>
-      <w:r>
-        <w:rPr>
-          <w:lang w:val="zh_TW" w:bidi="zh_TW"/>
-        </w:rPr>
-      </w:r>
-    </w:p>
-    <w:p>
-      <w:pPr/>
-      <w:r>
-        <w:rPr>
-          <w:lang w:val="zh_TW" w:bidi="zh_TW"/>
-        </w:rPr>
       </w:r>
       <w:r>
         <w:rPr>

--- a/zht/docx/27.content.docx
+++ b/zht/docx/27.content.docx
@@ -19,7 +19,7 @@
         <w:rPr>
           <w:lang w:val="zh_TW" w:bidi="zh_TW"/>
         </w:rPr>
-        <w:t>Resource: 翻譯問題 (unfoldingWord)</w:t>
+        <w:t>Resource: unfoldingWord® Translation Questions</w:t>
       </w:r>
       <w:r>
         <w:rPr>
@@ -85,7 +85,7 @@
         <w:rPr>
           <w:lang w:val="zh_TW" w:bidi="zh_TW"/>
         </w:rPr>
-        <w:t>翻譯問題 (unfoldingWord)</w:t>
+        <w:t>unfoldingWord® Translation Questions</w:t>
       </w:r>
     </w:p>
     <w:p>
